--- a/Aula 08 - 21-09-2026/Aula 8 - Apostila do Aluno.docx
+++ b/Aula 08 - 21-09-2026/Aula 8 - Apostila do Aluno.docx
@@ -12,7 +12,7 @@
           <w:color w:val="1F497D"/>
           <w:sz w:val="40"/>
         </w:rPr>
-        <w:t>APOSTILA DO ALUNO — AULA 8</w:t>
+        <w:t>APOSTILA DO ALUNO - AULA 8</w:t>
       </w:r>
     </w:p>
     <w:p>
@@ -23,7 +23,7 @@
         <w:rPr>
           <w:sz w:val="26"/>
         </w:rPr>
-        <w:t>Microsoft Power BI Desktop — Visualizações: Tipos de Gráficos</w:t>
+        <w:t>Microsoft Power BI Desktop - Visualizações: Tipos de Gráficos</w:t>
       </w:r>
     </w:p>
     <w:p>
@@ -100,7 +100,7 @@
         <w:pStyle w:val="ListBullet"/>
       </w:pPr>
       <w:r>
-        <w:t>Um bom visual responde a uma pergunta específica em poucos segundos. Um visual mal escolhido pode até distorcer a leitura dos dados — mesmo que os números estejam certos.</w:t>
+        <w:t>Um bom visual responde a uma pergunta específica em poucos segundos. Um visual mal escolhido pode até distorcer a leitura dos dados, mesmo que os números estejam certos.</w:t>
       </w:r>
     </w:p>
     <w:p>
@@ -119,7 +119,7 @@
         <w:pStyle w:val="ListBullet"/>
       </w:pPr>
       <w:r>
-        <w:t>Colunas e Barras — comparar categorias entre si (ex.: vendas por região).</w:t>
+        <w:t>Colunas e Barras: comparar categorias entre si (ex.: vendas por região).</w:t>
       </w:r>
     </w:p>
     <w:p>
@@ -127,7 +127,7 @@
         <w:pStyle w:val="ListBullet"/>
       </w:pPr>
       <w:r>
-        <w:t>Linha e Área — mostrar evolução ao longo do tempo (ex.: vendas por mês).</w:t>
+        <w:t>Linha e Área: mostrar evolução ao longo do tempo (ex.: vendas por mês).</w:t>
       </w:r>
     </w:p>
     <w:p>
@@ -135,7 +135,7 @@
         <w:pStyle w:val="ListBullet"/>
       </w:pPr>
       <w:r>
-        <w:t>Pizza e Rosca — mostrar a proporção de um todo, com poucas categorias (idealmente até 5-6 fatias).</w:t>
+        <w:t>Pizza e Rosca: mostrar a proporção de um todo, com poucas categorias (idealmente até 5-6 fatias).</w:t>
       </w:r>
     </w:p>
     <w:p>
@@ -143,7 +143,7 @@
         <w:pStyle w:val="ListBullet"/>
       </w:pPr>
       <w:r>
-        <w:t>Mapa — mostrar distribuição geográfica de um indicador.</w:t>
+        <w:t>Mapa: mostrar distribuição geográfica de um indicador.</w:t>
       </w:r>
     </w:p>
     <w:p>
@@ -151,7 +151,7 @@
         <w:pStyle w:val="ListBullet"/>
       </w:pPr>
       <w:r>
-        <w:t>Cartão (Card) — destacar um único número (KPI), como o Total de Vendas.</w:t>
+        <w:t>Cartão (Card): destacar um único número (KPI), como o Total de Vendas.</w:t>
       </w:r>
     </w:p>
     <w:p>
@@ -159,7 +159,7 @@
         <w:pStyle w:val="ListBullet"/>
       </w:pPr>
       <w:r>
-        <w:t>Tabela e Matriz — mostrar o detalhe linha a linha, quando o usuário precisa consultar valores exatos.</w:t>
+        <w:t>Tabela e Matriz: mostrar o detalhe linha a linha, quando o usuário precisa consultar valores exatos.</w:t>
       </w:r>
     </w:p>
     <w:p>
@@ -167,7 +167,7 @@
         <w:pStyle w:val="ListBullet"/>
       </w:pPr>
       <w:r>
-        <w:t>Medidor (Gauge) — mostrar o progresso de um indicador em relação a uma meta.</w:t>
+        <w:t>Medidor (Gauge): mostrar o progresso de um indicador em relação a uma meta.</w:t>
       </w:r>
     </w:p>
     <w:p>
@@ -245,7 +245,7 @@
         <w:pStyle w:val="ListBullet"/>
       </w:pPr>
       <w:r>
-        <w:t>Gráfico de pizza com muitas fatias — fica ilegível.</w:t>
+        <w:t>Gráfico de pizza com muitas fatias fica ilegível.</w:t>
       </w:r>
     </w:p>
     <w:p>
@@ -253,7 +253,7 @@
         <w:pStyle w:val="ListBullet"/>
       </w:pPr>
       <w:r>
-        <w:t>Gráficos em 3D — dificultam a leitura precisa dos valores.</w:t>
+        <w:t>Gráficos em 3D dificultam a leitura precisa dos valores.</w:t>
       </w:r>
     </w:p>
     <w:p>
@@ -269,7 +269,7 @@
         <w:pStyle w:val="ListBullet"/>
       </w:pPr>
       <w:r>
-        <w:t>Visual sem título — o usuário não sabe o que está vendo.</w:t>
+        <w:t>Visual sem título: o usuário não sabe o que está vendo.</w:t>
       </w:r>
     </w:p>
     <w:p>
@@ -277,7 +277,7 @@
         <w:pStyle w:val="ListBullet"/>
       </w:pPr>
       <w:r>
-        <w:t>Eixo cortado/manipulado — pode fazer uma diferença pequena parecer enorme.</w:t>
+        <w:t>Eixo cortado/manipulado pode fazer uma diferença pequena parecer enorme.</w:t>
       </w:r>
     </w:p>
     <w:p>

--- a/Aula 08 - 21-09-2026/Aula 8 - Apostila do Aluno.docx
+++ b/Aula 08 - 21-09-2026/Aula 8 - Apostila do Aluno.docx
@@ -289,6 +289,81 @@
           <w:color w:val="1F497D"/>
         </w:rPr>
         <w:t>Glossário</w:t>
+      </w:r>
+    </w:p>
+    <w:p>
+      <w:pPr/>
+      <w:r>
+        <w:rPr>
+          <w:b/>
+        </w:rPr>
+        <w:t>Visual</w:t>
+      </w:r>
+    </w:p>
+    <w:p>
+      <w:pPr/>
+      <w:r>
+        <w:t>Cada gráfico, tabela ou cartão dentro de um relatório.</w:t>
+      </w:r>
+    </w:p>
+    <w:p>
+      <w:pPr/>
+      <w:r>
+        <w:rPr>
+          <w:b/>
+        </w:rPr>
+        <w:t>Cartão (Card)</w:t>
+      </w:r>
+    </w:p>
+    <w:p>
+      <w:pPr/>
+      <w:r>
+        <w:t>Visual que exibe um único número/KPI em destaque.</w:t>
+      </w:r>
+    </w:p>
+    <w:p>
+      <w:pPr/>
+      <w:r>
+        <w:rPr>
+          <w:b/>
+        </w:rPr>
+        <w:t>Matriz</w:t>
+      </w:r>
+    </w:p>
+    <w:p>
+      <w:pPr/>
+      <w:r>
+        <w:t>Visual em formato de tabela cruzada, com totais e subtotais.</w:t>
+      </w:r>
+    </w:p>
+    <w:p>
+      <w:pPr/>
+      <w:r>
+        <w:rPr>
+          <w:b/>
+        </w:rPr>
+        <w:t>Medidor (Gauge)</w:t>
+      </w:r>
+    </w:p>
+    <w:p>
+      <w:pPr/>
+      <w:r>
+        <w:t>Visual que mostra um valor em relação a uma meta.</w:t>
+      </w:r>
+    </w:p>
+    <w:p>
+      <w:pPr/>
+      <w:r>
+        <w:rPr>
+          <w:b/>
+        </w:rPr>
+        <w:t>Anti-padrão de visualização</w:t>
+      </w:r>
+    </w:p>
+    <w:p>
+      <w:pPr/>
+      <w:r>
+        <w:t>Prática de design que prejudica a leitura do dado.</w:t>
       </w:r>
     </w:p>
     <w:tbl>
